--- a/_includes/blog/control_mech/lag_ham/output/lag_ham.docx
+++ b/_includes/blog/control_mech/lag_ham/output/lag_ham.docx
@@ -19,7 +19,7 @@
         <w:t xml:space="preserve"> </w:t>
       </w:r>
       <w:r>
-        <w:t xml:space="preserve">Hmailtonian</w:t>
+        <w:t xml:space="preserve">Hamiltonian</w:t>
       </w:r>
     </w:p>
     <w:p>
